--- a/lessons/26/piRoverPushButton.docx
+++ b/lessons/26/piRoverPushButton.docx
@@ -1,6 +1,6 @@
 
 <file path=word/document.xml><?xml version="1.0" encoding="utf-8"?>
-<w:document xmlns:wpc="http://schemas.microsoft.com/office/word/2010/wordprocessingCanvas" xmlns:cx="http://schemas.microsoft.com/office/drawing/2014/chartex" xmlns:cx1="http://schemas.microsoft.com/office/drawing/2015/9/8/chartex" xmlns:cx2="http://schemas.microsoft.com/office/drawing/2015/10/21/chartex" xmlns:cx3="http://schemas.microsoft.com/office/drawing/2016/5/9/chartex" xmlns:cx4="http://schemas.microsoft.com/office/drawing/2016/5/10/chartex" xmlns:cx5="http://schemas.microsoft.com/office/drawing/2016/5/11/chartex" xmlns:cx6="http://schemas.microsoft.com/office/drawing/2016/5/12/chartex" xmlns:cx7="http://schemas.microsoft.com/office/drawing/2016/5/13/chartex" xmlns:cx8="http://schemas.microsoft.com/office/drawing/2016/5/14/chartex" xmlns:mc="http://schemas.openxmlformats.org/markup-compatibility/2006" xmlns:aink="http://schemas.microsoft.com/office/drawing/2016/ink" xmlns:am3d="http://schemas.microsoft.com/office/drawing/2017/model3d" xmlns:o="urn:schemas-microsoft-com:office:office" xmlns:r="http://schemas.openxmlformats.org/officeDocument/2006/relationships" xmlns:m="http://schemas.openxmlformats.org/officeDocument/2006/math" xmlns:v="urn:schemas-microsoft-com:vml" xmlns:wp14="http://schemas.microsoft.com/office/word/2010/wordprocessingDrawing" xmlns:wp="http://schemas.openxmlformats.org/drawingml/2006/wordprocessingDrawing" xmlns:w10="urn:schemas-microsoft-com:office:word" xmlns:w="http://schemas.openxmlformats.org/wordprocessingml/2006/main" xmlns:w14="http://schemas.microsoft.com/office/word/2010/wordml" xmlns:w15="http://schemas.microsoft.com/office/word/2012/wordml" xmlns:w16cex="http://schemas.microsoft.com/office/word/2018/wordml/cex" xmlns:w16cid="http://schemas.microsoft.com/office/word/2016/wordml/cid" xmlns:w16="http://schemas.microsoft.com/office/word/2018/wordml" xmlns:w16se="http://schemas.microsoft.com/office/word/2015/wordml/symex" xmlns:wpg="http://schemas.microsoft.com/office/word/2010/wordprocessingGroup" xmlns:wpi="http://schemas.microsoft.com/office/word/2010/wordprocessingInk" xmlns:wne="http://schemas.microsoft.com/office/word/2006/wordml" xmlns:wps="http://schemas.microsoft.com/office/word/2010/wordprocessingShape" mc:Ignorable="w14 w15 w16se w16cid w16 w16cex wp14">
+<w:document xmlns:wpc="http://schemas.microsoft.com/office/word/2010/wordprocessingCanvas" xmlns:cx="http://schemas.microsoft.com/office/drawing/2014/chartex" xmlns:cx1="http://schemas.microsoft.com/office/drawing/2015/9/8/chartex" xmlns:cx2="http://schemas.microsoft.com/office/drawing/2015/10/21/chartex" xmlns:cx3="http://schemas.microsoft.com/office/drawing/2016/5/9/chartex" xmlns:cx4="http://schemas.microsoft.com/office/drawing/2016/5/10/chartex" xmlns:cx5="http://schemas.microsoft.com/office/drawing/2016/5/11/chartex" xmlns:cx6="http://schemas.microsoft.com/office/drawing/2016/5/12/chartex" xmlns:cx7="http://schemas.microsoft.com/office/drawing/2016/5/13/chartex" xmlns:cx8="http://schemas.microsoft.com/office/drawing/2016/5/14/chartex" xmlns:mc="http://schemas.openxmlformats.org/markup-compatibility/2006" xmlns:aink="http://schemas.microsoft.com/office/drawing/2016/ink" xmlns:am3d="http://schemas.microsoft.com/office/drawing/2017/model3d" xmlns:o="urn:schemas-microsoft-com:office:office" xmlns:oel="http://schemas.microsoft.com/office/2019/extlst" xmlns:r="http://schemas.openxmlformats.org/officeDocument/2006/relationships" xmlns:m="http://schemas.openxmlformats.org/officeDocument/2006/math" xmlns:v="urn:schemas-microsoft-com:vml" xmlns:wp14="http://schemas.microsoft.com/office/word/2010/wordprocessingDrawing" xmlns:wp="http://schemas.openxmlformats.org/drawingml/2006/wordprocessingDrawing" xmlns:w10="urn:schemas-microsoft-com:office:word" xmlns:w="http://schemas.openxmlformats.org/wordprocessingml/2006/main" xmlns:w14="http://schemas.microsoft.com/office/word/2010/wordml" xmlns:w15="http://schemas.microsoft.com/office/word/2012/wordml" xmlns:w16cex="http://schemas.microsoft.com/office/word/2018/wordml/cex" xmlns:w16cid="http://schemas.microsoft.com/office/word/2016/wordml/cid" xmlns:w16="http://schemas.microsoft.com/office/word/2018/wordml" xmlns:w16sdtdh="http://schemas.microsoft.com/office/word/2020/wordml/sdtdatahash" xmlns:w16se="http://schemas.microsoft.com/office/word/2015/wordml/symex" xmlns:wpg="http://schemas.microsoft.com/office/word/2010/wordprocessingGroup" xmlns:wpi="http://schemas.microsoft.com/office/word/2010/wordprocessingInk" xmlns:wne="http://schemas.microsoft.com/office/word/2006/wordml" xmlns:wps="http://schemas.microsoft.com/office/word/2010/wordprocessingShape" mc:Ignorable="w14 w15 w16se w16cid w16 w16cex w16sdtdh wp14">
   <w:body>
     <w:p>
       <w:pPr>
@@ -382,27 +382,14 @@
           <w:u w:val="single"/>
         </w:rPr>
       </w:pPr>
-      <w:r>
-        <w:fldChar w:fldCharType="begin"/>
-      </w:r>
-      <w:r>
-        <w:instrText>HYPERLINK "https://learn.sparkfun.com/tutorials/button-and-switch-basics"</w:instrText>
-      </w:r>
-      <w:r>
-        <w:fldChar w:fldCharType="separate"/>
-      </w:r>
-      <w:r>
-        <w:rPr>
-          <w:rStyle w:val="Hyperlink"/>
-        </w:rPr>
-        <w:t>Switch Basics</w:t>
-      </w:r>
-      <w:r>
-        <w:rPr>
-          <w:rStyle w:val="Hyperlink"/>
-        </w:rPr>
-        <w:fldChar w:fldCharType="end"/>
-      </w:r>
+      <w:hyperlink r:id="rId8" w:history="1">
+        <w:r>
+          <w:rPr>
+            <w:rStyle w:val="Hyperlink"/>
+          </w:rPr>
+          <w:t>Switch Basics</w:t>
+        </w:r>
+      </w:hyperlink>
     </w:p>
     <w:p>
       <w:pPr>
@@ -581,11 +568,27 @@
         <w:t xml:space="preserve"> the activity</w:t>
       </w:r>
       <w:r>
-        <w:t>. Copy and paste the wget instructions below</w:t>
+        <w:t xml:space="preserve">. Copy and paste the </w:t>
+      </w:r>
+      <w:proofErr w:type="spellStart"/>
+      <w:r>
+        <w:t>wget</w:t>
+      </w:r>
+      <w:proofErr w:type="spellEnd"/>
+      <w:r>
+        <w:t xml:space="preserve"> instructions below</w:t>
       </w:r>
       <w:r>
         <w:t>.</w:t>
       </w:r>
+    </w:p>
+    <w:p>
+      <w:pPr>
+        <w:pStyle w:val="ListParagraph"/>
+        <w:spacing w:after="0"/>
+        <w:ind w:left="1440"/>
+        <w:contextualSpacing w:val="0"/>
+      </w:pPr>
     </w:p>
     <w:p>
       <w:pPr>
@@ -598,29 +601,57 @@
           <w:szCs w:val="18"/>
         </w:rPr>
       </w:pPr>
+      <w:proofErr w:type="spellStart"/>
+      <w:r>
+        <w:rPr>
+          <w:b/>
+          <w:bCs/>
+          <w:sz w:val="18"/>
+          <w:szCs w:val="18"/>
+        </w:rPr>
+        <w:t>wget</w:t>
+      </w:r>
+      <w:proofErr w:type="spellEnd"/>
+      <w:r>
+        <w:rPr>
+          <w:b/>
+          <w:bCs/>
+          <w:sz w:val="18"/>
+          <w:szCs w:val="18"/>
+        </w:rPr>
+        <w:t xml:space="preserve"> https://k2controls.github.io/piRover01/lessons/26/pushbutton.py</w:t>
+      </w:r>
     </w:p>
     <w:p>
       <w:pPr>
         <w:spacing w:after="120"/>
         <w:ind w:left="720"/>
         <w:rPr>
+          <w:b/>
+          <w:bCs/>
           <w:sz w:val="18"/>
           <w:szCs w:val="18"/>
         </w:rPr>
       </w:pPr>
+      <w:proofErr w:type="spellStart"/>
       <w:r>
         <w:rPr>
+          <w:b/>
+          <w:bCs/>
           <w:sz w:val="18"/>
           <w:szCs w:val="18"/>
         </w:rPr>
-        <w:t xml:space="preserve">wget </w:t>
-      </w:r>
+        <w:t>wget</w:t>
+      </w:r>
+      <w:proofErr w:type="spellEnd"/>
       <w:r>
         <w:rPr>
+          <w:b/>
+          <w:bCs/>
           <w:sz w:val="18"/>
           <w:szCs w:val="18"/>
         </w:rPr>
-        <w:t>https://k2controls.github.io/piRoverBuilds/L26.PushButton/pushbutton.py</w:t>
+        <w:t xml:space="preserve"> https://k2controls.github.io/piRover01/lessons/26/pushbutton_toggle.py</w:t>
       </w:r>
     </w:p>
     <w:p>
@@ -628,75 +659,31 @@
         <w:spacing w:after="120"/>
         <w:ind w:left="720"/>
         <w:rPr>
+          <w:b/>
+          <w:bCs/>
           <w:sz w:val="18"/>
           <w:szCs w:val="18"/>
         </w:rPr>
       </w:pPr>
+      <w:proofErr w:type="spellStart"/>
       <w:r>
         <w:rPr>
+          <w:b/>
+          <w:bCs/>
           <w:sz w:val="18"/>
           <w:szCs w:val="18"/>
         </w:rPr>
-        <w:t xml:space="preserve">wget </w:t>
-      </w:r>
+        <w:t>wget</w:t>
+      </w:r>
+      <w:proofErr w:type="spellEnd"/>
       <w:r>
         <w:rPr>
+          <w:b/>
+          <w:bCs/>
           <w:sz w:val="18"/>
           <w:szCs w:val="18"/>
         </w:rPr>
-        <w:t>https://k2controls.github.io/piRoverBuilds/L26.PushButton/pushbutton</w:t>
-      </w:r>
-      <w:r>
-        <w:rPr>
-          <w:sz w:val="18"/>
-          <w:szCs w:val="18"/>
-        </w:rPr>
-        <w:t>_cycle</w:t>
-      </w:r>
-      <w:r>
-        <w:rPr>
-          <w:sz w:val="18"/>
-          <w:szCs w:val="18"/>
-        </w:rPr>
-        <w:t>.py</w:t>
-      </w:r>
-    </w:p>
-    <w:p>
-      <w:pPr>
-        <w:spacing w:after="120"/>
-        <w:ind w:left="720"/>
-        <w:rPr>
-          <w:sz w:val="18"/>
-          <w:szCs w:val="18"/>
-        </w:rPr>
-      </w:pPr>
-      <w:r>
-        <w:rPr>
-          <w:sz w:val="18"/>
-          <w:szCs w:val="18"/>
-        </w:rPr>
-        <w:t xml:space="preserve">wget </w:t>
-      </w:r>
-      <w:r>
-        <w:rPr>
-          <w:sz w:val="18"/>
-          <w:szCs w:val="18"/>
-        </w:rPr>
-        <w:t>https://k2controls.github.io/piRoverBuilds/L26.PushButton/pushbutton</w:t>
-      </w:r>
-      <w:r>
-        <w:rPr>
-          <w:sz w:val="18"/>
-          <w:szCs w:val="18"/>
-        </w:rPr>
-        <w:t>_toggle</w:t>
-      </w:r>
-      <w:r>
-        <w:rPr>
-          <w:sz w:val="18"/>
-          <w:szCs w:val="18"/>
-        </w:rPr>
-        <w:t>.py</w:t>
+        <w:t xml:space="preserve"> https://k2controls.github.io/piRover01/lessons/26/pushbutton_cycle.py</w:t>
       </w:r>
     </w:p>
     <w:p>
@@ -779,7 +766,7 @@
       <w:r>
         <w:t xml:space="preserve">information on </w:t>
       </w:r>
-      <w:hyperlink r:id="rId8" w:history="1">
+      <w:hyperlink r:id="rId9" w:history="1">
         <w:r>
           <w:rPr>
             <w:rStyle w:val="Hyperlink"/>
@@ -907,7 +894,7 @@
                     <pic:cNvPicPr/>
                   </pic:nvPicPr>
                   <pic:blipFill rotWithShape="1">
-                    <a:blip r:embed="rId9"/>
+                    <a:blip r:embed="rId10"/>
                     <a:srcRect l="11735"/>
                     <a:stretch/>
                   </pic:blipFill>
@@ -952,7 +939,7 @@
       <w:r>
         <w:t xml:space="preserve">eview the documentation in the </w:t>
       </w:r>
-      <w:hyperlink r:id="rId10" w:history="1">
+      <w:hyperlink r:id="rId11" w:history="1">
         <w:r>
           <w:rPr>
             <w:rStyle w:val="Hyperlink"/>
@@ -1234,7 +1221,7 @@
                     <pic:cNvPicPr/>
                   </pic:nvPicPr>
                   <pic:blipFill>
-                    <a:blip r:embed="rId11"/>
+                    <a:blip r:embed="rId12"/>
                     <a:stretch>
                       <a:fillRect/>
                     </a:stretch>
@@ -1421,7 +1408,7 @@
                     <pic:cNvPicPr/>
                   </pic:nvPicPr>
                   <pic:blipFill rotWithShape="1">
-                    <a:blip r:embed="rId12"/>
+                    <a:blip r:embed="rId13"/>
                     <a:srcRect t="22611" b="20545"/>
                     <a:stretch/>
                   </pic:blipFill>
@@ -1526,7 +1513,7 @@
                     <pic:cNvPicPr/>
                   </pic:nvPicPr>
                   <pic:blipFill>
-                    <a:blip r:embed="rId13"/>
+                    <a:blip r:embed="rId14"/>
                     <a:stretch>
                       <a:fillRect/>
                     </a:stretch>
@@ -1600,7 +1587,7 @@
                     <pic:cNvPicPr/>
                   </pic:nvPicPr>
                   <pic:blipFill>
-                    <a:blip r:embed="rId14"/>
+                    <a:blip r:embed="rId15"/>
                     <a:stretch>
                       <a:fillRect/>
                     </a:stretch>
@@ -1716,7 +1703,7 @@
                     <pic:cNvPicPr/>
                   </pic:nvPicPr>
                   <pic:blipFill>
-                    <a:blip r:embed="rId15"/>
+                    <a:blip r:embed="rId16"/>
                     <a:stretch>
                       <a:fillRect/>
                     </a:stretch>
@@ -2072,8 +2059,8 @@
       </w:r>
     </w:p>
     <w:sectPr>
-      <w:headerReference w:type="default" r:id="rId16"/>
-      <w:footerReference w:type="default" r:id="rId17"/>
+      <w:headerReference w:type="default" r:id="rId17"/>
+      <w:footerReference w:type="default" r:id="rId18"/>
       <w:pgSz w:w="12240" w:h="15840"/>
       <w:pgMar w:top="1440" w:right="1440" w:bottom="1440" w:left="1440" w:header="720" w:footer="720" w:gutter="0"/>
       <w:cols w:space="720"/>
@@ -2084,7 +2071,7 @@
 </file>
 
 <file path=word/endnotes.xml><?xml version="1.0" encoding="utf-8"?>
-<w:endnotes xmlns:wpc="http://schemas.microsoft.com/office/word/2010/wordprocessingCanvas" xmlns:cx="http://schemas.microsoft.com/office/drawing/2014/chartex" xmlns:cx1="http://schemas.microsoft.com/office/drawing/2015/9/8/chartex" xmlns:cx2="http://schemas.microsoft.com/office/drawing/2015/10/21/chartex" xmlns:cx3="http://schemas.microsoft.com/office/drawing/2016/5/9/chartex" xmlns:cx4="http://schemas.microsoft.com/office/drawing/2016/5/10/chartex" xmlns:cx5="http://schemas.microsoft.com/office/drawing/2016/5/11/chartex" xmlns:cx6="http://schemas.microsoft.com/office/drawing/2016/5/12/chartex" xmlns:cx7="http://schemas.microsoft.com/office/drawing/2016/5/13/chartex" xmlns:cx8="http://schemas.microsoft.com/office/drawing/2016/5/14/chartex" xmlns:mc="http://schemas.openxmlformats.org/markup-compatibility/2006" xmlns:aink="http://schemas.microsoft.com/office/drawing/2016/ink" xmlns:am3d="http://schemas.microsoft.com/office/drawing/2017/model3d" xmlns:o="urn:schemas-microsoft-com:office:office" xmlns:r="http://schemas.openxmlformats.org/officeDocument/2006/relationships" xmlns:m="http://schemas.openxmlformats.org/officeDocument/2006/math" xmlns:v="urn:schemas-microsoft-com:vml" xmlns:wp14="http://schemas.microsoft.com/office/word/2010/wordprocessingDrawing" xmlns:wp="http://schemas.openxmlformats.org/drawingml/2006/wordprocessingDrawing" xmlns:w10="urn:schemas-microsoft-com:office:word" xmlns:w="http://schemas.openxmlformats.org/wordprocessingml/2006/main" xmlns:w14="http://schemas.microsoft.com/office/word/2010/wordml" xmlns:w15="http://schemas.microsoft.com/office/word/2012/wordml" xmlns:w16cex="http://schemas.microsoft.com/office/word/2018/wordml/cex" xmlns:w16cid="http://schemas.microsoft.com/office/word/2016/wordml/cid" xmlns:w16="http://schemas.microsoft.com/office/word/2018/wordml" xmlns:w16se="http://schemas.microsoft.com/office/word/2015/wordml/symex" xmlns:wpg="http://schemas.microsoft.com/office/word/2010/wordprocessingGroup" xmlns:wpi="http://schemas.microsoft.com/office/word/2010/wordprocessingInk" xmlns:wne="http://schemas.microsoft.com/office/word/2006/wordml" xmlns:wps="http://schemas.microsoft.com/office/word/2010/wordprocessingShape" mc:Ignorable="w14 w15 w16se w16cid w16 w16cex wp14">
+<w:endnotes xmlns:wpc="http://schemas.microsoft.com/office/word/2010/wordprocessingCanvas" xmlns:cx="http://schemas.microsoft.com/office/drawing/2014/chartex" xmlns:cx1="http://schemas.microsoft.com/office/drawing/2015/9/8/chartex" xmlns:cx2="http://schemas.microsoft.com/office/drawing/2015/10/21/chartex" xmlns:cx3="http://schemas.microsoft.com/office/drawing/2016/5/9/chartex" xmlns:cx4="http://schemas.microsoft.com/office/drawing/2016/5/10/chartex" xmlns:cx5="http://schemas.microsoft.com/office/drawing/2016/5/11/chartex" xmlns:cx6="http://schemas.microsoft.com/office/drawing/2016/5/12/chartex" xmlns:cx7="http://schemas.microsoft.com/office/drawing/2016/5/13/chartex" xmlns:cx8="http://schemas.microsoft.com/office/drawing/2016/5/14/chartex" xmlns:mc="http://schemas.openxmlformats.org/markup-compatibility/2006" xmlns:aink="http://schemas.microsoft.com/office/drawing/2016/ink" xmlns:am3d="http://schemas.microsoft.com/office/drawing/2017/model3d" xmlns:o="urn:schemas-microsoft-com:office:office" xmlns:oel="http://schemas.microsoft.com/office/2019/extlst" xmlns:r="http://schemas.openxmlformats.org/officeDocument/2006/relationships" xmlns:m="http://schemas.openxmlformats.org/officeDocument/2006/math" xmlns:v="urn:schemas-microsoft-com:vml" xmlns:wp14="http://schemas.microsoft.com/office/word/2010/wordprocessingDrawing" xmlns:wp="http://schemas.openxmlformats.org/drawingml/2006/wordprocessingDrawing" xmlns:w10="urn:schemas-microsoft-com:office:word" xmlns:w="http://schemas.openxmlformats.org/wordprocessingml/2006/main" xmlns:w14="http://schemas.microsoft.com/office/word/2010/wordml" xmlns:w15="http://schemas.microsoft.com/office/word/2012/wordml" xmlns:w16cex="http://schemas.microsoft.com/office/word/2018/wordml/cex" xmlns:w16cid="http://schemas.microsoft.com/office/word/2016/wordml/cid" xmlns:w16="http://schemas.microsoft.com/office/word/2018/wordml" xmlns:w16sdtdh="http://schemas.microsoft.com/office/word/2020/wordml/sdtdatahash" xmlns:w16se="http://schemas.microsoft.com/office/word/2015/wordml/symex" xmlns:wpg="http://schemas.microsoft.com/office/word/2010/wordprocessingGroup" xmlns:wpi="http://schemas.microsoft.com/office/word/2010/wordprocessingInk" xmlns:wne="http://schemas.microsoft.com/office/word/2006/wordml" xmlns:wps="http://schemas.microsoft.com/office/word/2010/wordprocessingShape" mc:Ignorable="w14 w15 w16se w16cid w16 w16cex w16sdtdh wp14">
   <w:endnote w:type="separator" w:id="-1">
     <w:p>
       <w:pPr>
@@ -2109,7 +2096,7 @@
 </file>
 
 <file path=word/footer1.xml><?xml version="1.0" encoding="utf-8"?>
-<w:ftr xmlns:wpc="http://schemas.microsoft.com/office/word/2010/wordprocessingCanvas" xmlns:cx="http://schemas.microsoft.com/office/drawing/2014/chartex" xmlns:cx1="http://schemas.microsoft.com/office/drawing/2015/9/8/chartex" xmlns:cx2="http://schemas.microsoft.com/office/drawing/2015/10/21/chartex" xmlns:cx3="http://schemas.microsoft.com/office/drawing/2016/5/9/chartex" xmlns:cx4="http://schemas.microsoft.com/office/drawing/2016/5/10/chartex" xmlns:cx5="http://schemas.microsoft.com/office/drawing/2016/5/11/chartex" xmlns:cx6="http://schemas.microsoft.com/office/drawing/2016/5/12/chartex" xmlns:cx7="http://schemas.microsoft.com/office/drawing/2016/5/13/chartex" xmlns:cx8="http://schemas.microsoft.com/office/drawing/2016/5/14/chartex" xmlns:mc="http://schemas.openxmlformats.org/markup-compatibility/2006" xmlns:aink="http://schemas.microsoft.com/office/drawing/2016/ink" xmlns:am3d="http://schemas.microsoft.com/office/drawing/2017/model3d" xmlns:o="urn:schemas-microsoft-com:office:office" xmlns:r="http://schemas.openxmlformats.org/officeDocument/2006/relationships" xmlns:m="http://schemas.openxmlformats.org/officeDocument/2006/math" xmlns:v="urn:schemas-microsoft-com:vml" xmlns:wp14="http://schemas.microsoft.com/office/word/2010/wordprocessingDrawing" xmlns:wp="http://schemas.openxmlformats.org/drawingml/2006/wordprocessingDrawing" xmlns:w10="urn:schemas-microsoft-com:office:word" xmlns:w="http://schemas.openxmlformats.org/wordprocessingml/2006/main" xmlns:w14="http://schemas.microsoft.com/office/word/2010/wordml" xmlns:w15="http://schemas.microsoft.com/office/word/2012/wordml" xmlns:w16cex="http://schemas.microsoft.com/office/word/2018/wordml/cex" xmlns:w16cid="http://schemas.microsoft.com/office/word/2016/wordml/cid" xmlns:w16="http://schemas.microsoft.com/office/word/2018/wordml" xmlns:w16se="http://schemas.microsoft.com/office/word/2015/wordml/symex" xmlns:wpg="http://schemas.microsoft.com/office/word/2010/wordprocessingGroup" xmlns:wpi="http://schemas.microsoft.com/office/word/2010/wordprocessingInk" xmlns:wne="http://schemas.microsoft.com/office/word/2006/wordml" xmlns:wps="http://schemas.microsoft.com/office/word/2010/wordprocessingShape" mc:Ignorable="w14 w15 w16se w16cid w16 w16cex wp14">
+<w:ftr xmlns:wpc="http://schemas.microsoft.com/office/word/2010/wordprocessingCanvas" xmlns:cx="http://schemas.microsoft.com/office/drawing/2014/chartex" xmlns:cx1="http://schemas.microsoft.com/office/drawing/2015/9/8/chartex" xmlns:cx2="http://schemas.microsoft.com/office/drawing/2015/10/21/chartex" xmlns:cx3="http://schemas.microsoft.com/office/drawing/2016/5/9/chartex" xmlns:cx4="http://schemas.microsoft.com/office/drawing/2016/5/10/chartex" xmlns:cx5="http://schemas.microsoft.com/office/drawing/2016/5/11/chartex" xmlns:cx6="http://schemas.microsoft.com/office/drawing/2016/5/12/chartex" xmlns:cx7="http://schemas.microsoft.com/office/drawing/2016/5/13/chartex" xmlns:cx8="http://schemas.microsoft.com/office/drawing/2016/5/14/chartex" xmlns:mc="http://schemas.openxmlformats.org/markup-compatibility/2006" xmlns:aink="http://schemas.microsoft.com/office/drawing/2016/ink" xmlns:am3d="http://schemas.microsoft.com/office/drawing/2017/model3d" xmlns:o="urn:schemas-microsoft-com:office:office" xmlns:oel="http://schemas.microsoft.com/office/2019/extlst" xmlns:r="http://schemas.openxmlformats.org/officeDocument/2006/relationships" xmlns:m="http://schemas.openxmlformats.org/officeDocument/2006/math" xmlns:v="urn:schemas-microsoft-com:vml" xmlns:wp14="http://schemas.microsoft.com/office/word/2010/wordprocessingDrawing" xmlns:wp="http://schemas.openxmlformats.org/drawingml/2006/wordprocessingDrawing" xmlns:w10="urn:schemas-microsoft-com:office:word" xmlns:w="http://schemas.openxmlformats.org/wordprocessingml/2006/main" xmlns:w14="http://schemas.microsoft.com/office/word/2010/wordml" xmlns:w15="http://schemas.microsoft.com/office/word/2012/wordml" xmlns:w16cex="http://schemas.microsoft.com/office/word/2018/wordml/cex" xmlns:w16cid="http://schemas.microsoft.com/office/word/2016/wordml/cid" xmlns:w16="http://schemas.microsoft.com/office/word/2018/wordml" xmlns:w16sdtdh="http://schemas.microsoft.com/office/word/2020/wordml/sdtdatahash" xmlns:w16se="http://schemas.microsoft.com/office/word/2015/wordml/symex" xmlns:wpg="http://schemas.microsoft.com/office/word/2010/wordprocessingGroup" xmlns:wpi="http://schemas.microsoft.com/office/word/2010/wordprocessingInk" xmlns:wne="http://schemas.microsoft.com/office/word/2006/wordml" xmlns:wps="http://schemas.microsoft.com/office/word/2010/wordprocessingShape" mc:Ignorable="w14 w15 w16se w16cid w16 w16cex w16sdtdh wp14">
   <w:sdt>
     <w:sdtPr>
       <w:id w:val="973801655"/>
@@ -2178,7 +2165,7 @@
 </file>
 
 <file path=word/footnotes.xml><?xml version="1.0" encoding="utf-8"?>
-<w:footnotes xmlns:wpc="http://schemas.microsoft.com/office/word/2010/wordprocessingCanvas" xmlns:cx="http://schemas.microsoft.com/office/drawing/2014/chartex" xmlns:cx1="http://schemas.microsoft.com/office/drawing/2015/9/8/chartex" xmlns:cx2="http://schemas.microsoft.com/office/drawing/2015/10/21/chartex" xmlns:cx3="http://schemas.microsoft.com/office/drawing/2016/5/9/chartex" xmlns:cx4="http://schemas.microsoft.com/office/drawing/2016/5/10/chartex" xmlns:cx5="http://schemas.microsoft.com/office/drawing/2016/5/11/chartex" xmlns:cx6="http://schemas.microsoft.com/office/drawing/2016/5/12/chartex" xmlns:cx7="http://schemas.microsoft.com/office/drawing/2016/5/13/chartex" xmlns:cx8="http://schemas.microsoft.com/office/drawing/2016/5/14/chartex" xmlns:mc="http://schemas.openxmlformats.org/markup-compatibility/2006" xmlns:aink="http://schemas.microsoft.com/office/drawing/2016/ink" xmlns:am3d="http://schemas.microsoft.com/office/drawing/2017/model3d" xmlns:o="urn:schemas-microsoft-com:office:office" xmlns:r="http://schemas.openxmlformats.org/officeDocument/2006/relationships" xmlns:m="http://schemas.openxmlformats.org/officeDocument/2006/math" xmlns:v="urn:schemas-microsoft-com:vml" xmlns:wp14="http://schemas.microsoft.com/office/word/2010/wordprocessingDrawing" xmlns:wp="http://schemas.openxmlformats.org/drawingml/2006/wordprocessingDrawing" xmlns:w10="urn:schemas-microsoft-com:office:word" xmlns:w="http://schemas.openxmlformats.org/wordprocessingml/2006/main" xmlns:w14="http://schemas.microsoft.com/office/word/2010/wordml" xmlns:w15="http://schemas.microsoft.com/office/word/2012/wordml" xmlns:w16cex="http://schemas.microsoft.com/office/word/2018/wordml/cex" xmlns:w16cid="http://schemas.microsoft.com/office/word/2016/wordml/cid" xmlns:w16="http://schemas.microsoft.com/office/word/2018/wordml" xmlns:w16se="http://schemas.microsoft.com/office/word/2015/wordml/symex" xmlns:wpg="http://schemas.microsoft.com/office/word/2010/wordprocessingGroup" xmlns:wpi="http://schemas.microsoft.com/office/word/2010/wordprocessingInk" xmlns:wne="http://schemas.microsoft.com/office/word/2006/wordml" xmlns:wps="http://schemas.microsoft.com/office/word/2010/wordprocessingShape" mc:Ignorable="w14 w15 w16se w16cid w16 w16cex wp14">
+<w:footnotes xmlns:wpc="http://schemas.microsoft.com/office/word/2010/wordprocessingCanvas" xmlns:cx="http://schemas.microsoft.com/office/drawing/2014/chartex" xmlns:cx1="http://schemas.microsoft.com/office/drawing/2015/9/8/chartex" xmlns:cx2="http://schemas.microsoft.com/office/drawing/2015/10/21/chartex" xmlns:cx3="http://schemas.microsoft.com/office/drawing/2016/5/9/chartex" xmlns:cx4="http://schemas.microsoft.com/office/drawing/2016/5/10/chartex" xmlns:cx5="http://schemas.microsoft.com/office/drawing/2016/5/11/chartex" xmlns:cx6="http://schemas.microsoft.com/office/drawing/2016/5/12/chartex" xmlns:cx7="http://schemas.microsoft.com/office/drawing/2016/5/13/chartex" xmlns:cx8="http://schemas.microsoft.com/office/drawing/2016/5/14/chartex" xmlns:mc="http://schemas.openxmlformats.org/markup-compatibility/2006" xmlns:aink="http://schemas.microsoft.com/office/drawing/2016/ink" xmlns:am3d="http://schemas.microsoft.com/office/drawing/2017/model3d" xmlns:o="urn:schemas-microsoft-com:office:office" xmlns:oel="http://schemas.microsoft.com/office/2019/extlst" xmlns:r="http://schemas.openxmlformats.org/officeDocument/2006/relationships" xmlns:m="http://schemas.openxmlformats.org/officeDocument/2006/math" xmlns:v="urn:schemas-microsoft-com:vml" xmlns:wp14="http://schemas.microsoft.com/office/word/2010/wordprocessingDrawing" xmlns:wp="http://schemas.openxmlformats.org/drawingml/2006/wordprocessingDrawing" xmlns:w10="urn:schemas-microsoft-com:office:word" xmlns:w="http://schemas.openxmlformats.org/wordprocessingml/2006/main" xmlns:w14="http://schemas.microsoft.com/office/word/2010/wordml" xmlns:w15="http://schemas.microsoft.com/office/word/2012/wordml" xmlns:w16cex="http://schemas.microsoft.com/office/word/2018/wordml/cex" xmlns:w16cid="http://schemas.microsoft.com/office/word/2016/wordml/cid" xmlns:w16="http://schemas.microsoft.com/office/word/2018/wordml" xmlns:w16sdtdh="http://schemas.microsoft.com/office/word/2020/wordml/sdtdatahash" xmlns:w16se="http://schemas.microsoft.com/office/word/2015/wordml/symex" xmlns:wpg="http://schemas.microsoft.com/office/word/2010/wordprocessingGroup" xmlns:wpi="http://schemas.microsoft.com/office/word/2010/wordprocessingInk" xmlns:wne="http://schemas.microsoft.com/office/word/2006/wordml" xmlns:wps="http://schemas.microsoft.com/office/word/2010/wordprocessingShape" mc:Ignorable="w14 w15 w16se w16cid w16 w16cex w16sdtdh wp14">
   <w:footnote w:type="separator" w:id="-1">
     <w:p>
       <w:pPr>
@@ -2203,7 +2190,7 @@
 </file>
 
 <file path=word/header1.xml><?xml version="1.0" encoding="utf-8"?>
-<w:hdr xmlns:wpc="http://schemas.microsoft.com/office/word/2010/wordprocessingCanvas" xmlns:cx="http://schemas.microsoft.com/office/drawing/2014/chartex" xmlns:cx1="http://schemas.microsoft.com/office/drawing/2015/9/8/chartex" xmlns:cx2="http://schemas.microsoft.com/office/drawing/2015/10/21/chartex" xmlns:cx3="http://schemas.microsoft.com/office/drawing/2016/5/9/chartex" xmlns:cx4="http://schemas.microsoft.com/office/drawing/2016/5/10/chartex" xmlns:cx5="http://schemas.microsoft.com/office/drawing/2016/5/11/chartex" xmlns:cx6="http://schemas.microsoft.com/office/drawing/2016/5/12/chartex" xmlns:cx7="http://schemas.microsoft.com/office/drawing/2016/5/13/chartex" xmlns:cx8="http://schemas.microsoft.com/office/drawing/2016/5/14/chartex" xmlns:mc="http://schemas.openxmlformats.org/markup-compatibility/2006" xmlns:aink="http://schemas.microsoft.com/office/drawing/2016/ink" xmlns:am3d="http://schemas.microsoft.com/office/drawing/2017/model3d" xmlns:o="urn:schemas-microsoft-com:office:office" xmlns:r="http://schemas.openxmlformats.org/officeDocument/2006/relationships" xmlns:m="http://schemas.openxmlformats.org/officeDocument/2006/math" xmlns:v="urn:schemas-microsoft-com:vml" xmlns:wp14="http://schemas.microsoft.com/office/word/2010/wordprocessingDrawing" xmlns:wp="http://schemas.openxmlformats.org/drawingml/2006/wordprocessingDrawing" xmlns:w10="urn:schemas-microsoft-com:office:word" xmlns:w="http://schemas.openxmlformats.org/wordprocessingml/2006/main" xmlns:w14="http://schemas.microsoft.com/office/word/2010/wordml" xmlns:w15="http://schemas.microsoft.com/office/word/2012/wordml" xmlns:w16cex="http://schemas.microsoft.com/office/word/2018/wordml/cex" xmlns:w16cid="http://schemas.microsoft.com/office/word/2016/wordml/cid" xmlns:w16="http://schemas.microsoft.com/office/word/2018/wordml" xmlns:w16se="http://schemas.microsoft.com/office/word/2015/wordml/symex" xmlns:wpg="http://schemas.microsoft.com/office/word/2010/wordprocessingGroup" xmlns:wpi="http://schemas.microsoft.com/office/word/2010/wordprocessingInk" xmlns:wne="http://schemas.microsoft.com/office/word/2006/wordml" xmlns:wps="http://schemas.microsoft.com/office/word/2010/wordprocessingShape" mc:Ignorable="w14 w15 w16se w16cid w16 w16cex wp14">
+<w:hdr xmlns:wpc="http://schemas.microsoft.com/office/word/2010/wordprocessingCanvas" xmlns:cx="http://schemas.microsoft.com/office/drawing/2014/chartex" xmlns:cx1="http://schemas.microsoft.com/office/drawing/2015/9/8/chartex" xmlns:cx2="http://schemas.microsoft.com/office/drawing/2015/10/21/chartex" xmlns:cx3="http://schemas.microsoft.com/office/drawing/2016/5/9/chartex" xmlns:cx4="http://schemas.microsoft.com/office/drawing/2016/5/10/chartex" xmlns:cx5="http://schemas.microsoft.com/office/drawing/2016/5/11/chartex" xmlns:cx6="http://schemas.microsoft.com/office/drawing/2016/5/12/chartex" xmlns:cx7="http://schemas.microsoft.com/office/drawing/2016/5/13/chartex" xmlns:cx8="http://schemas.microsoft.com/office/drawing/2016/5/14/chartex" xmlns:mc="http://schemas.openxmlformats.org/markup-compatibility/2006" xmlns:aink="http://schemas.microsoft.com/office/drawing/2016/ink" xmlns:am3d="http://schemas.microsoft.com/office/drawing/2017/model3d" xmlns:o="urn:schemas-microsoft-com:office:office" xmlns:oel="http://schemas.microsoft.com/office/2019/extlst" xmlns:r="http://schemas.openxmlformats.org/officeDocument/2006/relationships" xmlns:m="http://schemas.openxmlformats.org/officeDocument/2006/math" xmlns:v="urn:schemas-microsoft-com:vml" xmlns:wp14="http://schemas.microsoft.com/office/word/2010/wordprocessingDrawing" xmlns:wp="http://schemas.openxmlformats.org/drawingml/2006/wordprocessingDrawing" xmlns:w10="urn:schemas-microsoft-com:office:word" xmlns:w="http://schemas.openxmlformats.org/wordprocessingml/2006/main" xmlns:w14="http://schemas.microsoft.com/office/word/2010/wordml" xmlns:w15="http://schemas.microsoft.com/office/word/2012/wordml" xmlns:w16cex="http://schemas.microsoft.com/office/word/2018/wordml/cex" xmlns:w16cid="http://schemas.microsoft.com/office/word/2016/wordml/cid" xmlns:w16="http://schemas.microsoft.com/office/word/2018/wordml" xmlns:w16sdtdh="http://schemas.microsoft.com/office/word/2020/wordml/sdtdatahash" xmlns:w16se="http://schemas.microsoft.com/office/word/2015/wordml/symex" xmlns:wpg="http://schemas.microsoft.com/office/word/2010/wordprocessingGroup" xmlns:wpi="http://schemas.microsoft.com/office/word/2010/wordprocessingInk" xmlns:wne="http://schemas.microsoft.com/office/word/2006/wordml" xmlns:wps="http://schemas.microsoft.com/office/word/2010/wordprocessingShape" mc:Ignorable="w14 w15 w16se w16cid w16 w16cex w16sdtdh wp14">
   <w:p>
     <w:pPr>
       <w:pStyle w:val="Heading1"/>
@@ -2223,7 +2210,7 @@
 </file>
 
 <file path=word/numbering.xml><?xml version="1.0" encoding="utf-8"?>
-<w:numbering xmlns:wpc="http://schemas.microsoft.com/office/word/2010/wordprocessingCanvas" xmlns:cx="http://schemas.microsoft.com/office/drawing/2014/chartex" xmlns:cx1="http://schemas.microsoft.com/office/drawing/2015/9/8/chartex" xmlns:cx2="http://schemas.microsoft.com/office/drawing/2015/10/21/chartex" xmlns:cx3="http://schemas.microsoft.com/office/drawing/2016/5/9/chartex" xmlns:cx4="http://schemas.microsoft.com/office/drawing/2016/5/10/chartex" xmlns:cx5="http://schemas.microsoft.com/office/drawing/2016/5/11/chartex" xmlns:cx6="http://schemas.microsoft.com/office/drawing/2016/5/12/chartex" xmlns:cx7="http://schemas.microsoft.com/office/drawing/2016/5/13/chartex" xmlns:cx8="http://schemas.microsoft.com/office/drawing/2016/5/14/chartex" xmlns:mc="http://schemas.openxmlformats.org/markup-compatibility/2006" xmlns:aink="http://schemas.microsoft.com/office/drawing/2016/ink" xmlns:am3d="http://schemas.microsoft.com/office/drawing/2017/model3d" xmlns:o="urn:schemas-microsoft-com:office:office" xmlns:r="http://schemas.openxmlformats.org/officeDocument/2006/relationships" xmlns:m="http://schemas.openxmlformats.org/officeDocument/2006/math" xmlns:v="urn:schemas-microsoft-com:vml" xmlns:wp14="http://schemas.microsoft.com/office/word/2010/wordprocessingDrawing" xmlns:wp="http://schemas.openxmlformats.org/drawingml/2006/wordprocessingDrawing" xmlns:w10="urn:schemas-microsoft-com:office:word" xmlns:w="http://schemas.openxmlformats.org/wordprocessingml/2006/main" xmlns:w14="http://schemas.microsoft.com/office/word/2010/wordml" xmlns:w15="http://schemas.microsoft.com/office/word/2012/wordml" xmlns:w16cex="http://schemas.microsoft.com/office/word/2018/wordml/cex" xmlns:w16cid="http://schemas.microsoft.com/office/word/2016/wordml/cid" xmlns:w16="http://schemas.microsoft.com/office/word/2018/wordml" xmlns:w16se="http://schemas.microsoft.com/office/word/2015/wordml/symex" xmlns:wpg="http://schemas.microsoft.com/office/word/2010/wordprocessingGroup" xmlns:wpi="http://schemas.microsoft.com/office/word/2010/wordprocessingInk" xmlns:wne="http://schemas.microsoft.com/office/word/2006/wordml" xmlns:wps="http://schemas.microsoft.com/office/word/2010/wordprocessingShape" mc:Ignorable="w14 w15 w16se w16cid w16 w16cex wp14">
+<w:numbering xmlns:wpc="http://schemas.microsoft.com/office/word/2010/wordprocessingCanvas" xmlns:cx="http://schemas.microsoft.com/office/drawing/2014/chartex" xmlns:cx1="http://schemas.microsoft.com/office/drawing/2015/9/8/chartex" xmlns:cx2="http://schemas.microsoft.com/office/drawing/2015/10/21/chartex" xmlns:cx3="http://schemas.microsoft.com/office/drawing/2016/5/9/chartex" xmlns:cx4="http://schemas.microsoft.com/office/drawing/2016/5/10/chartex" xmlns:cx5="http://schemas.microsoft.com/office/drawing/2016/5/11/chartex" xmlns:cx6="http://schemas.microsoft.com/office/drawing/2016/5/12/chartex" xmlns:cx7="http://schemas.microsoft.com/office/drawing/2016/5/13/chartex" xmlns:cx8="http://schemas.microsoft.com/office/drawing/2016/5/14/chartex" xmlns:mc="http://schemas.openxmlformats.org/markup-compatibility/2006" xmlns:aink="http://schemas.microsoft.com/office/drawing/2016/ink" xmlns:am3d="http://schemas.microsoft.com/office/drawing/2017/model3d" xmlns:o="urn:schemas-microsoft-com:office:office" xmlns:oel="http://schemas.microsoft.com/office/2019/extlst" xmlns:r="http://schemas.openxmlformats.org/officeDocument/2006/relationships" xmlns:m="http://schemas.openxmlformats.org/officeDocument/2006/math" xmlns:v="urn:schemas-microsoft-com:vml" xmlns:wp14="http://schemas.microsoft.com/office/word/2010/wordprocessingDrawing" xmlns:wp="http://schemas.openxmlformats.org/drawingml/2006/wordprocessingDrawing" xmlns:w10="urn:schemas-microsoft-com:office:word" xmlns:w="http://schemas.openxmlformats.org/wordprocessingml/2006/main" xmlns:w14="http://schemas.microsoft.com/office/word/2010/wordml" xmlns:w15="http://schemas.microsoft.com/office/word/2012/wordml" xmlns:w16cex="http://schemas.microsoft.com/office/word/2018/wordml/cex" xmlns:w16cid="http://schemas.microsoft.com/office/word/2016/wordml/cid" xmlns:w16="http://schemas.microsoft.com/office/word/2018/wordml" xmlns:w16sdtdh="http://schemas.microsoft.com/office/word/2020/wordml/sdtdatahash" xmlns:w16se="http://schemas.microsoft.com/office/word/2015/wordml/symex" xmlns:wpg="http://schemas.microsoft.com/office/word/2010/wordprocessingGroup" xmlns:wpi="http://schemas.microsoft.com/office/word/2010/wordprocessingInk" xmlns:wne="http://schemas.microsoft.com/office/word/2006/wordml" xmlns:wps="http://schemas.microsoft.com/office/word/2010/wordprocessingShape" mc:Ignorable="w14 w15 w16se w16cid w16 w16cex w16sdtdh wp14">
   <w:abstractNum w:abstractNumId="0" w15:restartNumberingAfterBreak="0">
     <w:nsid w:val="0B9B6B9F"/>
     <w:multiLevelType w:val="hybridMultilevel"/>
@@ -4909,79 +4896,79 @@
       </w:pPr>
     </w:lvl>
   </w:abstractNum>
-  <w:num w:numId="1">
+  <w:num w:numId="1" w16cid:durableId="801574726">
     <w:abstractNumId w:val="3"/>
   </w:num>
-  <w:num w:numId="2">
+  <w:num w:numId="2" w16cid:durableId="824978263">
     <w:abstractNumId w:val="4"/>
   </w:num>
-  <w:num w:numId="3">
+  <w:num w:numId="3" w16cid:durableId="960503378">
     <w:abstractNumId w:val="12"/>
   </w:num>
-  <w:num w:numId="4">
+  <w:num w:numId="4" w16cid:durableId="740375389">
     <w:abstractNumId w:val="27"/>
   </w:num>
-  <w:num w:numId="5">
+  <w:num w:numId="5" w16cid:durableId="406656124">
     <w:abstractNumId w:val="2"/>
   </w:num>
-  <w:num w:numId="6">
+  <w:num w:numId="6" w16cid:durableId="1791121276">
     <w:abstractNumId w:val="22"/>
   </w:num>
-  <w:num w:numId="7">
+  <w:num w:numId="7" w16cid:durableId="296182606">
     <w:abstractNumId w:val="16"/>
   </w:num>
-  <w:num w:numId="8">
+  <w:num w:numId="8" w16cid:durableId="2133934295">
     <w:abstractNumId w:val="23"/>
   </w:num>
-  <w:num w:numId="9">
+  <w:num w:numId="9" w16cid:durableId="922031487">
     <w:abstractNumId w:val="24"/>
   </w:num>
-  <w:num w:numId="10">
+  <w:num w:numId="10" w16cid:durableId="1434785139">
     <w:abstractNumId w:val="28"/>
   </w:num>
-  <w:num w:numId="11">
+  <w:num w:numId="11" w16cid:durableId="1869289755">
     <w:abstractNumId w:val="0"/>
   </w:num>
-  <w:num w:numId="12">
+  <w:num w:numId="12" w16cid:durableId="1671061088">
     <w:abstractNumId w:val="5"/>
   </w:num>
-  <w:num w:numId="13">
+  <w:num w:numId="13" w16cid:durableId="1081826774">
     <w:abstractNumId w:val="1"/>
   </w:num>
-  <w:num w:numId="14">
+  <w:num w:numId="14" w16cid:durableId="353922771">
     <w:abstractNumId w:val="11"/>
   </w:num>
-  <w:num w:numId="15">
+  <w:num w:numId="15" w16cid:durableId="1958296825">
     <w:abstractNumId w:val="26"/>
   </w:num>
-  <w:num w:numId="16">
+  <w:num w:numId="16" w16cid:durableId="2027094436">
     <w:abstractNumId w:val="9"/>
   </w:num>
-  <w:num w:numId="17">
+  <w:num w:numId="17" w16cid:durableId="1187981817">
     <w:abstractNumId w:val="14"/>
   </w:num>
-  <w:num w:numId="18">
+  <w:num w:numId="18" w16cid:durableId="976910187">
     <w:abstractNumId w:val="29"/>
   </w:num>
-  <w:num w:numId="19">
+  <w:num w:numId="19" w16cid:durableId="1390416385">
     <w:abstractNumId w:val="25"/>
   </w:num>
-  <w:num w:numId="20">
+  <w:num w:numId="20" w16cid:durableId="195120988">
     <w:abstractNumId w:val="20"/>
   </w:num>
-  <w:num w:numId="21">
+  <w:num w:numId="21" w16cid:durableId="847717189">
     <w:abstractNumId w:val="10"/>
   </w:num>
-  <w:num w:numId="22">
+  <w:num w:numId="22" w16cid:durableId="1308360816">
     <w:abstractNumId w:val="15"/>
   </w:num>
-  <w:num w:numId="23">
+  <w:num w:numId="23" w16cid:durableId="1702779330">
     <w:abstractNumId w:val="17"/>
   </w:num>
-  <w:num w:numId="24">
+  <w:num w:numId="24" w16cid:durableId="433328654">
     <w:abstractNumId w:val="21"/>
   </w:num>
-  <w:num w:numId="25">
+  <w:num w:numId="25" w16cid:durableId="1442411148">
     <w:abstractNumId w:val="0"/>
     <w:lvlOverride w:ilvl="0">
       <w:startOverride w:val="1"/>
@@ -5011,29 +4998,29 @@
       <w:startOverride w:val="1"/>
     </w:lvlOverride>
   </w:num>
-  <w:num w:numId="26">
+  <w:num w:numId="26" w16cid:durableId="592013813">
     <w:abstractNumId w:val="18"/>
   </w:num>
-  <w:num w:numId="27">
+  <w:num w:numId="27" w16cid:durableId="943994699">
     <w:abstractNumId w:val="6"/>
   </w:num>
-  <w:num w:numId="28">
+  <w:num w:numId="28" w16cid:durableId="313607253">
     <w:abstractNumId w:val="19"/>
   </w:num>
-  <w:num w:numId="29">
+  <w:num w:numId="29" w16cid:durableId="583730466">
     <w:abstractNumId w:val="7"/>
   </w:num>
-  <w:num w:numId="30">
+  <w:num w:numId="30" w16cid:durableId="458687381">
     <w:abstractNumId w:val="8"/>
   </w:num>
-  <w:num w:numId="31">
+  <w:num w:numId="31" w16cid:durableId="1357578416">
     <w:abstractNumId w:val="13"/>
   </w:num>
 </w:numbering>
 </file>
 
 <file path=word/styles.xml><?xml version="1.0" encoding="utf-8"?>
-<w:styles xmlns:mc="http://schemas.openxmlformats.org/markup-compatibility/2006" xmlns:r="http://schemas.openxmlformats.org/officeDocument/2006/relationships" xmlns:w="http://schemas.openxmlformats.org/wordprocessingml/2006/main" xmlns:w14="http://schemas.microsoft.com/office/word/2010/wordml" xmlns:w15="http://schemas.microsoft.com/office/word/2012/wordml" xmlns:w16cex="http://schemas.microsoft.com/office/word/2018/wordml/cex" xmlns:w16cid="http://schemas.microsoft.com/office/word/2016/wordml/cid" xmlns:w16="http://schemas.microsoft.com/office/word/2018/wordml" xmlns:w16se="http://schemas.microsoft.com/office/word/2015/wordml/symex" mc:Ignorable="w14 w15 w16se w16cid w16 w16cex">
+<w:styles xmlns:mc="http://schemas.openxmlformats.org/markup-compatibility/2006" xmlns:r="http://schemas.openxmlformats.org/officeDocument/2006/relationships" xmlns:w="http://schemas.openxmlformats.org/wordprocessingml/2006/main" xmlns:w14="http://schemas.microsoft.com/office/word/2010/wordml" xmlns:w15="http://schemas.microsoft.com/office/word/2012/wordml" xmlns:w16cex="http://schemas.microsoft.com/office/word/2018/wordml/cex" xmlns:w16cid="http://schemas.microsoft.com/office/word/2016/wordml/cid" xmlns:w16="http://schemas.microsoft.com/office/word/2018/wordml" xmlns:w16sdtdh="http://schemas.microsoft.com/office/word/2020/wordml/sdtdatahash" xmlns:w16se="http://schemas.microsoft.com/office/word/2015/wordml/symex" mc:Ignorable="w14 w15 w16se w16cid w16 w16cex w16sdtdh">
   <w:docDefaults>
     <w:rPrDefault>
       <w:rPr>
